--- a/DIseño de interfaces/Actividad de Desarrollo de Contenidos 01_03.docx
+++ b/DIseño de interfaces/Actividad de Desarrollo de Contenidos 01_03.docx
@@ -508,6 +508,62 @@
     </w:p>
     <w:p>
       <w:r>
+        <w:t xml:space="preserve">Web </w:t>
+      </w:r>
+      <w:proofErr w:type="spellStart"/>
+      <w:r>
+        <w:t>responsive</w:t>
+      </w:r>
+      <w:proofErr w:type="spellEnd"/>
+      <w:r>
+        <w:t xml:space="preserve">: </w:t>
+      </w:r>
+      <w:hyperlink r:id="rId12" w:history="1">
+        <w:proofErr w:type="spellStart"/>
+        <w:r>
+          <w:rPr>
+            <w:rStyle w:val="Hipervnculo"/>
+          </w:rPr>
+          <w:t>Spotify</w:t>
+        </w:r>
+        <w:proofErr w:type="spellEnd"/>
+        <w:r>
+          <w:rPr>
+            <w:rStyle w:val="Hipervnculo"/>
+          </w:rPr>
+          <w:t xml:space="preserve"> – Web Player</w:t>
+        </w:r>
+      </w:hyperlink>
+    </w:p>
+    <w:p>
+      <w:r>
+        <w:t xml:space="preserve">Web Adaptativa: </w:t>
+      </w:r>
+      <w:hyperlink r:id="rId13" w:history="1">
+        <w:r>
+          <w:rPr>
+            <w:rStyle w:val="Hipervnculo"/>
+          </w:rPr>
+          <w:t>Amazon.es: compra online de electrónica, libros, deporte, hogar, moda y mucho más.</w:t>
+        </w:r>
+      </w:hyperlink>
+    </w:p>
+    <w:p>
+      <w:r>
+        <w:t xml:space="preserve">El diseño </w:t>
+      </w:r>
+      <w:r>
+        <w:rPr>
+          <w:rStyle w:val="Textoennegrita"/>
+        </w:rPr>
+        <w:t>responsivo</w:t>
+      </w:r>
+      <w:r>
+        <w:t xml:space="preserve"> ofrece una mejor experiencia de usuario, ya que proporciona una visualización más coherente y fluida en distintos dispositivos sin necesidad de crear versiones específicas para cada uno.</w:t>
+      </w:r>
+    </w:p>
+    <w:p>
+      <w:r>
         <w:t xml:space="preserve">9. Busca un sitio web o aplicación que use </w:t>
       </w:r>
       <w:proofErr w:type="spellStart"/>
@@ -520,9 +576,146 @@
       </w:r>
     </w:p>
     <w:p>
+      <w:hyperlink r:id="rId14" w:history="1">
+        <w:proofErr w:type="spellStart"/>
+        <w:r>
+          <w:rPr>
+            <w:rStyle w:val="Hipervnculo"/>
+          </w:rPr>
+          <w:t>Canva</w:t>
+        </w:r>
+        <w:proofErr w:type="spellEnd"/>
+        <w:r>
+          <w:rPr>
+            <w:rStyle w:val="Hipervnculo"/>
+          </w:rPr>
+          <w:t>: una Suite Visual para todo el mundo</w:t>
+        </w:r>
+      </w:hyperlink>
+    </w:p>
+    <w:p>
+      <w:r>
+        <w:t xml:space="preserve">Las </w:t>
+      </w:r>
+      <w:proofErr w:type="spellStart"/>
+      <w:r>
+        <w:t>microinteracciones</w:t>
+      </w:r>
+      <w:proofErr w:type="spellEnd"/>
+      <w:r>
+        <w:t xml:space="preserve"> mejoran la experiencia de usuario haciendo más intuitiva la navegación, haciendo que la carga mental para comprender la página se reduzca y que el usuario se siente más cómodo a la hora de navegar a través de la página</w:t>
+      </w:r>
+    </w:p>
+    <w:p>
       <w:r>
         <w:t>10. Buscar un sitio web que sea visualmente coherente y otra que no lo sea. Compara cómo la consistencia visual afecta la navegación y la usabilidad del sitio. ¿Qué cambios sugerirías para mejorar la consistencia en el sitio que no es coherente?</w:t>
       </w:r>
+    </w:p>
+    <w:p>
+      <w:r>
+        <w:t xml:space="preserve">Web visualmente coherente: </w:t>
+      </w:r>
+      <w:hyperlink r:id="rId15" w:history="1">
+        <w:r>
+          <w:rPr>
+            <w:rStyle w:val="Hipervnculo"/>
+          </w:rPr>
+          <w:t>Apple</w:t>
+        </w:r>
+      </w:hyperlink>
+    </w:p>
+    <w:p>
+      <w:r>
+        <w:t xml:space="preserve">Web visualmente incoherente: </w:t>
+      </w:r>
+      <w:hyperlink r:id="rId16" w:history="1">
+        <w:proofErr w:type="spellStart"/>
+        <w:r>
+          <w:rPr>
+            <w:rStyle w:val="Hipervnculo"/>
+          </w:rPr>
+          <w:t>craigslist</w:t>
+        </w:r>
+        <w:proofErr w:type="spellEnd"/>
+        <w:r>
+          <w:rPr>
+            <w:rStyle w:val="Hipervnculo"/>
+          </w:rPr>
+          <w:t>: valencia trabajos, apartamentos, ventas, servicios, comunidad y eventos</w:t>
+        </w:r>
+      </w:hyperlink>
+    </w:p>
+    <w:p>
+      <w:r>
+        <w:t xml:space="preserve">La consistencia visual de una página afecta a la navegación y usabilidad del sitio puesto que si el usuario ve una página con mucha información no relacionada entre sí, demasiados colores, espaciados mal usados, y una navegación poco intuitiva puede resultarle demasiado complejo utilizar la página web, sin embargo en una página web consistente </w:t>
+      </w:r>
+      <w:proofErr w:type="spellStart"/>
+      <w:r>
+        <w:t>visualemnte</w:t>
+      </w:r>
+      <w:proofErr w:type="spellEnd"/>
+      <w:r>
+        <w:t xml:space="preserve"> esto no sucede y es mucho más agradable y ameno el navegar por la página</w:t>
+      </w:r>
+    </w:p>
+    <w:p>
+      <w:r>
+        <w:t>Para mejorar la página incoherentemente visual realizaría los siguientes cambios:</w:t>
+      </w:r>
+    </w:p>
+    <w:p>
+      <w:pPr>
+        <w:pStyle w:val="Prrafodelista"/>
+        <w:numPr>
+          <w:ilvl w:val="0"/>
+          <w:numId w:val="2"/>
+        </w:numPr>
+      </w:pPr>
+      <w:r>
+        <w:t>Diseño adaptativo</w:t>
+      </w:r>
+    </w:p>
+    <w:p>
+      <w:pPr>
+        <w:pStyle w:val="Prrafodelista"/>
+        <w:numPr>
+          <w:ilvl w:val="0"/>
+          <w:numId w:val="2"/>
+        </w:numPr>
+      </w:pPr>
+      <w:r>
+        <w:t>Mejorar la distribución de elementos, el espaciado y la distribución</w:t>
+      </w:r>
+    </w:p>
+    <w:p>
+      <w:pPr>
+        <w:pStyle w:val="Prrafodelista"/>
+        <w:numPr>
+          <w:ilvl w:val="0"/>
+          <w:numId w:val="2"/>
+        </w:numPr>
+      </w:pPr>
+      <w:r>
+        <w:t>Usar una paleta de colores más consistente y relacionada con el tema de la página</w:t>
+      </w:r>
+    </w:p>
+    <w:p>
+      <w:pPr>
+        <w:pStyle w:val="Prrafodelista"/>
+        <w:numPr>
+          <w:ilvl w:val="0"/>
+          <w:numId w:val="2"/>
+        </w:numPr>
+      </w:pPr>
+      <w:r>
+        <w:lastRenderedPageBreak/>
+        <w:t xml:space="preserve">Mantener una uniformidad en toda la página respecto a la tipografía, colores, tamaños, formas </w:t>
+      </w:r>
+      <w:proofErr w:type="spellStart"/>
+      <w:r>
+        <w:t>etc</w:t>
+      </w:r>
+      <w:proofErr w:type="spellEnd"/>
     </w:p>
     <w:sectPr>
       <w:pgSz w:w="11906" w:h="16838"/>
